--- a/zht/docx/009.content.docx
+++ b/zht/docx/009.content.docx
@@ -19,7 +19,7 @@
         <w:rPr>
           <w:lang w:val="zh_TW" w:bidi="zh_TW"/>
         </w:rPr>
-        <w:t>Resource: Tyndale Open Study Notes</w:t>
+        <w:t>Resource: Aquifer Open Study Notes (Profiles)</w:t>
       </w:r>
       <w:r>
         <w:rPr>
@@ -112,7 +112,7 @@
         <w:rPr>
           <w:lang w:val="zh_TW" w:bidi="zh_TW"/>
         </w:rPr>
-        <w:t>Tyndale Open Study Notes</w:t>
+        <w:t>Aquifer Open Study Notes (Profiles)</w:t>
       </w:r>
     </w:p>
     <w:p>

--- a/zht/docx/009.content.docx
+++ b/zht/docx/009.content.docx
@@ -247,18 +247,12 @@
         </w:rPr>
         <w:t>但以理原屬猶大皇室，當巴比倫軍隊於公元前605年首次攻打耶路撒冷時（</w:t>
       </w:r>
-      <w:hyperlink r:id="rId13">
-        <w:r>
-          <w:rPr>
-            <w:lang w:val="zh_TW" w:bidi="zh_TW"/>
-          </w:rPr>
-          <w:rPr>
-            <w:color w:val="0000EE"/>
-            <w:u w:val="single"/>
-          </w:rPr>
-          <w:t>但1:3</w:t>
-        </w:r>
-      </w:hyperlink>
+      <w:r>
+        <w:rPr>
+          <w:lang w:val="zh_TW" w:bidi="zh_TW"/>
+        </w:rPr>
+        <w:t>但1:3</w:t>
+      </w:r>
       <w:r>
         <w:rPr>
           <w:lang w:val="zh_TW" w:bidi="zh_TW"/>
@@ -279,72 +273,48 @@
         </w:rPr>
         <w:t>但以理在王宮任職近七十年（見</w:t>
       </w:r>
-      <w:hyperlink r:id="rId14">
-        <w:r>
-          <w:rPr>
-            <w:lang w:val="zh_TW" w:bidi="zh_TW"/>
-          </w:rPr>
-          <w:rPr>
-            <w:color w:val="0000EE"/>
-            <w:u w:val="single"/>
-          </w:rPr>
-          <w:t>但1:21</w:t>
-        </w:r>
-      </w:hyperlink>
+      <w:r>
+        <w:rPr>
+          <w:lang w:val="zh_TW" w:bidi="zh_TW"/>
+        </w:rPr>
+        <w:t>但1:21</w:t>
+      </w:r>
       <w:r>
         <w:rPr>
           <w:lang w:val="zh_TW" w:bidi="zh_TW"/>
         </w:rPr>
         <w:t>），很快便因著智慧和對神的絕對忠誠而得到好名聲。當尼布甲尼撒做了令他煩亂的夢時，神將夢的意義啟示給但以理，讓他向王解釋（</w:t>
       </w:r>
-      <w:hyperlink r:id="rId15">
-        <w:r>
-          <w:rPr>
-            <w:lang w:val="zh_TW" w:bidi="zh_TW"/>
-          </w:rPr>
-          <w:rPr>
-            <w:color w:val="0000EE"/>
-            <w:u w:val="single"/>
-          </w:rPr>
-          <w:t>但2章</w:t>
-        </w:r>
-      </w:hyperlink>
+      <w:r>
+        <w:rPr>
+          <w:lang w:val="zh_TW" w:bidi="zh_TW"/>
+        </w:rPr>
+        <w:t>但2章</w:t>
+      </w:r>
       <w:r>
         <w:rPr>
           <w:lang w:val="zh_TW" w:bidi="zh_TW"/>
         </w:rPr>
         <w:t>）。之後，但以理又解釋有關王驕傲的第二個夢（</w:t>
       </w:r>
-      <w:hyperlink r:id="rId16">
-        <w:r>
-          <w:rPr>
-            <w:lang w:val="zh_TW" w:bidi="zh_TW"/>
-          </w:rPr>
-          <w:rPr>
-            <w:color w:val="0000EE"/>
-            <w:u w:val="single"/>
-          </w:rPr>
-          <w:t>但4章</w:t>
-        </w:r>
-      </w:hyperlink>
+      <w:r>
+        <w:rPr>
+          <w:lang w:val="zh_TW" w:bidi="zh_TW"/>
+        </w:rPr>
+        <w:t>但4章</w:t>
+      </w:r>
       <w:r>
         <w:rPr>
           <w:lang w:val="zh_TW" w:bidi="zh_TW"/>
         </w:rPr>
         <w:t>）。但以理曾勸告尼布甲尼撒悔改，然而王並未聽從。結果，尼布甲尼撒暫時失去理智（</w:t>
       </w:r>
-      <w:hyperlink r:id="rId17">
-        <w:r>
-          <w:rPr>
-            <w:lang w:val="zh_TW" w:bidi="zh_TW"/>
-          </w:rPr>
-          <w:rPr>
-            <w:color w:val="0000EE"/>
-            <w:u w:val="single"/>
-          </w:rPr>
-          <w:t>但4:28–37</w:t>
-        </w:r>
-      </w:hyperlink>
+      <w:r>
+        <w:rPr>
+          <w:lang w:val="zh_TW" w:bidi="zh_TW"/>
+        </w:rPr>
+        <w:t>但4:28–37</w:t>
+      </w:r>
       <w:r>
         <w:rPr>
           <w:lang w:val="zh_TW" w:bidi="zh_TW"/>
@@ -379,18 +349,12 @@
         </w:rPr>
         <w:t>後來，巴比倫的副攝政王伯沙撒，於公元前539年的一次宴會中，以輕蔑態度使用耶路撒冷聖殿的聖器。突然，一隻無形的手在王宮牆上寫下了「彌尼，彌尼，提客勒，烏法珥新」這幾個字。 但以理將這些字解釋為巴比倫即將滅亡的預告。就在同一夜，波斯人攻陷了首都，並殺死了伯沙撒（</w:t>
       </w:r>
-      <w:hyperlink r:id="rId18">
-        <w:r>
-          <w:rPr>
-            <w:lang w:val="zh_TW" w:bidi="zh_TW"/>
-          </w:rPr>
-          <w:rPr>
-            <w:color w:val="0000EE"/>
-            <w:u w:val="single"/>
-          </w:rPr>
-          <w:t>但5:1–31</w:t>
-        </w:r>
-      </w:hyperlink>
+      <w:r>
+        <w:rPr>
+          <w:lang w:val="zh_TW" w:bidi="zh_TW"/>
+        </w:rPr>
+        <w:t>但5:1–31</w:t>
+      </w:r>
       <w:r>
         <w:rPr>
           <w:lang w:val="zh_TW" w:bidi="zh_TW"/>
@@ -411,72 +375,48 @@
         </w:rPr>
         <w:t>公元前539年，在美底亞人大流士統治下，但以理成為王國的總長（</w:t>
       </w:r>
-      <w:hyperlink r:id="rId19">
-        <w:r>
-          <w:rPr>
-            <w:lang w:val="zh_TW" w:bidi="zh_TW"/>
-          </w:rPr>
-          <w:rPr>
-            <w:color w:val="0000EE"/>
-            <w:u w:val="single"/>
-          </w:rPr>
-          <w:t>但6:2</w:t>
-        </w:r>
-      </w:hyperlink>
+      <w:r>
+        <w:rPr>
+          <w:lang w:val="zh_TW" w:bidi="zh_TW"/>
+        </w:rPr>
+        <w:t>但6:2</w:t>
+      </w:r>
       <w:r>
         <w:rPr>
           <w:lang w:val="zh_TW" w:bidi="zh_TW"/>
         </w:rPr>
         <w:t>）。但以理高效的管理能力觸怒了他的政治對手，他們說服大流士頒布一項法令，禁止敬拜王以外的任何對象，違者將被扔進獅子坑。為了堅守自己的信仰，但以理違反此法，但他奇蹟般沒有被獅子傷害，隨後重返原職（</w:t>
       </w:r>
-      <w:hyperlink r:id="rId20">
-        <w:r>
-          <w:rPr>
-            <w:lang w:val="zh_TW" w:bidi="zh_TW"/>
-          </w:rPr>
-          <w:rPr>
-            <w:color w:val="0000EE"/>
-            <w:u w:val="single"/>
-          </w:rPr>
-          <w:t>但6:17–28</w:t>
-        </w:r>
-      </w:hyperlink>
+      <w:r>
+        <w:rPr>
+          <w:lang w:val="zh_TW" w:bidi="zh_TW"/>
+        </w:rPr>
+        <w:t>但6:17–28</w:t>
+      </w:r>
       <w:r>
         <w:rPr>
           <w:lang w:val="zh_TW" w:bidi="zh_TW"/>
         </w:rPr>
         <w:t>）。但以理晚期的異象大約來自這段時間（</w:t>
       </w:r>
-      <w:hyperlink r:id="rId21">
-        <w:r>
-          <w:rPr>
-            <w:lang w:val="zh_TW" w:bidi="zh_TW"/>
-          </w:rPr>
-          <w:rPr>
-            <w:color w:val="0000EE"/>
-            <w:u w:val="single"/>
-          </w:rPr>
-          <w:t>但10:1</w:t>
-        </w:r>
-      </w:hyperlink>
+      <w:r>
+        <w:rPr>
+          <w:lang w:val="zh_TW" w:bidi="zh_TW"/>
+        </w:rPr>
+        <w:t>但10:1</w:t>
+      </w:r>
       <w:r>
         <w:rPr>
           <w:lang w:val="zh_TW" w:bidi="zh_TW"/>
         </w:rPr>
         <w:t>、</w:t>
       </w:r>
-      <w:hyperlink r:id="rId22">
-        <w:r>
-          <w:rPr>
-            <w:lang w:val="zh_TW" w:bidi="zh_TW"/>
-          </w:rPr>
-          <w:rPr>
-            <w:color w:val="0000EE"/>
-            <w:u w:val="single"/>
-          </w:rPr>
-          <w:t>4</w:t>
-        </w:r>
-      </w:hyperlink>
+      <w:r>
+        <w:rPr>
+          <w:lang w:val="zh_TW" w:bidi="zh_TW"/>
+        </w:rPr>
+        <w:t>4</w:t>
+      </w:r>
       <w:r>
         <w:rPr>
           <w:lang w:val="zh_TW" w:bidi="zh_TW"/>
@@ -497,108 +437,72 @@
         </w:rPr>
         <w:t>雖然但以理的預言難以仔細理解，但其信息卻十分明確：現今雖由邪惡勢力掌權，但神仍然掌管一切，將來必會拯救祂的子民。耶穌及新約聖經的作者們常引用但以理的預言，且在討論末世時使用他的意象（例如比較</w:t>
       </w:r>
-      <w:hyperlink r:id="rId23">
-        <w:r>
-          <w:rPr>
-            <w:lang w:val="zh_TW" w:bidi="zh_TW"/>
-          </w:rPr>
-          <w:rPr>
-            <w:color w:val="0000EE"/>
-            <w:u w:val="single"/>
-          </w:rPr>
-          <w:t>但7:1–9</w:t>
-        </w:r>
-      </w:hyperlink>
+      <w:r>
+        <w:rPr>
+          <w:lang w:val="zh_TW" w:bidi="zh_TW"/>
+        </w:rPr>
+        <w:t>但7:1–9</w:t>
+      </w:r>
       <w:r>
         <w:rPr>
           <w:lang w:val="zh_TW" w:bidi="zh_TW"/>
         </w:rPr>
         <w:t>和</w:t>
       </w:r>
-      <w:hyperlink r:id="rId24">
-        <w:r>
-          <w:rPr>
-            <w:lang w:val="zh_TW" w:bidi="zh_TW"/>
-          </w:rPr>
-          <w:rPr>
-            <w:color w:val="0000EE"/>
-            <w:u w:val="single"/>
-          </w:rPr>
-          <w:t>啟13:1–10</w:t>
-        </w:r>
-      </w:hyperlink>
+      <w:r>
+        <w:rPr>
+          <w:lang w:val="zh_TW" w:bidi="zh_TW"/>
+        </w:rPr>
+        <w:t>啟13:1–10</w:t>
+      </w:r>
       <w:r>
         <w:rPr>
           <w:lang w:val="zh_TW" w:bidi="zh_TW"/>
         </w:rPr>
         <w:t>；</w:t>
       </w:r>
-      <w:hyperlink r:id="rId25">
-        <w:r>
-          <w:rPr>
-            <w:lang w:val="zh_TW" w:bidi="zh_TW"/>
-          </w:rPr>
-          <w:rPr>
-            <w:color w:val="0000EE"/>
-            <w:u w:val="single"/>
-          </w:rPr>
-          <w:t>但7:13</w:t>
-        </w:r>
-      </w:hyperlink>
+      <w:r>
+        <w:rPr>
+          <w:lang w:val="zh_TW" w:bidi="zh_TW"/>
+        </w:rPr>
+        <w:t>但7:13</w:t>
+      </w:r>
       <w:r>
         <w:rPr>
           <w:lang w:val="zh_TW" w:bidi="zh_TW"/>
         </w:rPr>
         <w:t>和</w:t>
       </w:r>
-      <w:hyperlink r:id="rId26">
-        <w:r>
-          <w:rPr>
-            <w:lang w:val="zh_TW" w:bidi="zh_TW"/>
-          </w:rPr>
-          <w:rPr>
-            <w:color w:val="0000EE"/>
-            <w:u w:val="single"/>
-          </w:rPr>
-          <w:t>啟1:7</w:t>
-        </w:r>
-      </w:hyperlink>
+      <w:r>
+        <w:rPr>
+          <w:lang w:val="zh_TW" w:bidi="zh_TW"/>
+        </w:rPr>
+        <w:t>啟1:7</w:t>
+      </w:r>
       <w:r>
         <w:rPr>
           <w:lang w:val="zh_TW" w:bidi="zh_TW"/>
         </w:rPr>
         <w:t>；</w:t>
       </w:r>
-      <w:hyperlink r:id="rId27">
-        <w:r>
-          <w:rPr>
-            <w:lang w:val="zh_TW" w:bidi="zh_TW"/>
-          </w:rPr>
-          <w:rPr>
-            <w:color w:val="0000EE"/>
-            <w:u w:val="single"/>
-          </w:rPr>
-          <w:t>但9:27</w:t>
-        </w:r>
-      </w:hyperlink>
+      <w:r>
+        <w:rPr>
+          <w:lang w:val="zh_TW" w:bidi="zh_TW"/>
+        </w:rPr>
+        <w:t>但9:27</w:t>
+      </w:r>
       <w:r>
         <w:rPr>
           <w:lang w:val="zh_TW" w:bidi="zh_TW"/>
         </w:rPr>
         <w:t>和</w:t>
       </w:r>
-      <w:hyperlink r:id="rId28">
-        <w:r>
-          <w:rPr>
-            <w:lang w:val="zh_TW" w:bidi="zh_TW"/>
-          </w:rPr>
-          <w:rPr>
-            <w:color w:val="0000EE"/>
-            <w:u w:val="single"/>
-          </w:rPr>
-          <w:t>太24:15</w:t>
-        </w:r>
-      </w:hyperlink>
+      <w:r>
+        <w:rPr>
+          <w:lang w:val="zh_TW" w:bidi="zh_TW"/>
+        </w:rPr>
+        <w:t>太24:15</w:t>
+      </w:r>
       <w:r>
         <w:rPr>
           <w:lang w:val="zh_TW" w:bidi="zh_TW"/>
@@ -628,90 +532,60 @@
           <w:lang w:val="zh_TW" w:bidi="zh_TW"/>
         </w:rPr>
       </w:r>
-      <w:hyperlink r:id="rId29">
-        <w:r>
-          <w:rPr>
-            <w:lang w:val="zh_TW" w:bidi="zh_TW"/>
-          </w:rPr>
-          <w:rPr>
-            <w:color w:val="0000EE"/>
-            <w:u w:val="single"/>
-          </w:rPr>
-          <w:t>結14:14</w:t>
-        </w:r>
-      </w:hyperlink>
+      <w:r>
+        <w:rPr>
+          <w:lang w:val="zh_TW" w:bidi="zh_TW"/>
+        </w:rPr>
+        <w:t>結14:14</w:t>
+      </w:r>
       <w:r>
         <w:rPr>
           <w:lang w:val="zh_TW" w:bidi="zh_TW"/>
         </w:rPr>
         <w:t>、</w:t>
       </w:r>
-      <w:hyperlink r:id="rId30">
-        <w:r>
-          <w:rPr>
-            <w:lang w:val="zh_TW" w:bidi="zh_TW"/>
-          </w:rPr>
-          <w:rPr>
-            <w:color w:val="0000EE"/>
-            <w:u w:val="single"/>
-          </w:rPr>
-          <w:t>20</w:t>
-        </w:r>
-      </w:hyperlink>
+      <w:r>
+        <w:rPr>
+          <w:lang w:val="zh_TW" w:bidi="zh_TW"/>
+        </w:rPr>
+        <w:t>20</w:t>
+      </w:r>
       <w:r>
         <w:rPr>
           <w:lang w:val="zh_TW" w:bidi="zh_TW"/>
         </w:rPr>
         <w:t>，</w:t>
       </w:r>
-      <w:hyperlink r:id="rId31">
-        <w:r>
-          <w:rPr>
-            <w:lang w:val="zh_TW" w:bidi="zh_TW"/>
-          </w:rPr>
-          <w:rPr>
-            <w:color w:val="0000EE"/>
-            <w:u w:val="single"/>
-          </w:rPr>
-          <w:t>28:3</w:t>
-        </w:r>
-      </w:hyperlink>
+      <w:r>
+        <w:rPr>
+          <w:lang w:val="zh_TW" w:bidi="zh_TW"/>
+        </w:rPr>
+        <w:t>28:3</w:t>
+      </w:r>
       <w:r>
         <w:rPr>
           <w:lang w:val="zh_TW" w:bidi="zh_TW"/>
         </w:rPr>
         <w:t>；</w:t>
       </w:r>
-      <w:hyperlink r:id="rId32">
-        <w:r>
-          <w:rPr>
-            <w:lang w:val="zh_TW" w:bidi="zh_TW"/>
-          </w:rPr>
-          <w:rPr>
-            <w:color w:val="0000EE"/>
-            <w:u w:val="single"/>
-          </w:rPr>
-          <w:t>但1:1–12:13</w:t>
-        </w:r>
-      </w:hyperlink>
+      <w:r>
+        <w:rPr>
+          <w:lang w:val="zh_TW" w:bidi="zh_TW"/>
+        </w:rPr>
+        <w:t>但1:1–12:13</w:t>
+      </w:r>
       <w:r>
         <w:rPr>
           <w:lang w:val="zh_TW" w:bidi="zh_TW"/>
         </w:rPr>
         <w:t>；</w:t>
       </w:r>
-      <w:hyperlink r:id="rId28">
-        <w:r>
-          <w:rPr>
-            <w:lang w:val="zh_TW" w:bidi="zh_TW"/>
-          </w:rPr>
-          <w:rPr>
-            <w:color w:val="0000EE"/>
-            <w:u w:val="single"/>
-          </w:rPr>
-          <w:t>太24:15</w:t>
-        </w:r>
-      </w:hyperlink>
+      <w:r>
+        <w:rPr>
+          <w:lang w:val="zh_TW" w:bidi="zh_TW"/>
+        </w:rPr>
+        <w:t>太24:15</w:t>
+      </w:r>
       <w:r>
         <w:rPr>
           <w:lang w:val="zh_TW" w:bidi="zh_TW"/>
